--- a/Pandas/作业/03数据操作.docx
+++ b/Pandas/作业/03数据操作.docx
@@ -18,11 +18,7 @@
         <w:t>选择题</w:t>
       </w:r>
     </w:p>
-    <w:p>
-      <w:pPr>
-        <w:rPr/>
-      </w:pPr>
-    </w:p>
+    <w:p/>
     <w:p>
       <w:pPr>
         <w:numPr>
@@ -30,13 +26,19 @@
           <w:numId w:val="1"/>
         </w:numPr>
         <w:ind w:left="425" w:leftChars="0" w:hanging="425" w:firstLineChars="0"/>
-        <w:rPr/>
       </w:pPr>
       <w:r>
         <w:t>isnull()方法在Pandas中用于什么目的？</w:t>
       </w:r>
       <w:r>
         <w:rPr>
+          <w:rFonts w:hint="eastAsia"/>
+          <w:lang w:val="en-US" w:eastAsia="zh-CN"/>
+        </w:rPr>
+        <w:t>C</w:t>
+      </w:r>
+      <w:r>
+        <w:rPr>
           <w:rFonts w:hint="default"/>
         </w:rPr>
         <w:br w:type="textWrapping"/>
@@ -84,11 +86,7 @@
         <w:t>D. 计算缺失值的数量</w:t>
       </w:r>
     </w:p>
-    <w:p>
-      <w:pPr>
-        <w:rPr/>
-      </w:pPr>
-    </w:p>
+    <w:p/>
     <w:p>
       <w:pPr>
         <w:numPr>
@@ -96,7 +94,6 @@
           <w:numId w:val="1"/>
         </w:numPr>
         <w:ind w:left="425" w:leftChars="0" w:hanging="425" w:firstLineChars="0"/>
-        <w:rPr/>
       </w:pPr>
       <w:r>
         <w:rPr>
@@ -106,6 +103,13 @@
       </w:r>
       <w:r>
         <w:rPr>
+          <w:rFonts w:hint="eastAsia"/>
+          <w:lang w:val="en-US" w:eastAsia="zh-CN"/>
+        </w:rPr>
+        <w:t>B</w:t>
+      </w:r>
+      <w:r>
+        <w:rPr>
           <w:rFonts w:hint="default"/>
         </w:rPr>
         <w:br w:type="textWrapping"/>
@@ -153,16 +157,8 @@
         <w:t>D. 删除所有行或列</w:t>
       </w:r>
     </w:p>
-    <w:p>
-      <w:pPr>
-        <w:rPr/>
-      </w:pPr>
-    </w:p>
-    <w:p>
-      <w:pPr>
-        <w:rPr/>
-      </w:pPr>
-    </w:p>
+    <w:p/>
+    <w:p/>
     <w:p>
       <w:pPr>
         <w:numPr>
@@ -170,7 +166,6 @@
           <w:numId w:val="1"/>
         </w:numPr>
         <w:ind w:left="425" w:leftChars="0" w:hanging="425" w:firstLineChars="0"/>
-        <w:rPr/>
       </w:pPr>
       <w:r>
         <w:rPr>
@@ -180,6 +175,13 @@
       </w:r>
       <w:r>
         <w:rPr>
+          <w:rFonts w:hint="eastAsia"/>
+          <w:lang w:val="en-US" w:eastAsia="zh-CN"/>
+        </w:rPr>
+        <w:t>B</w:t>
+      </w:r>
+      <w:r>
+        <w:rPr>
           <w:rFonts w:hint="default"/>
         </w:rPr>
         <w:br w:type="textWrapping"/>
@@ -227,16 +229,8 @@
         <w:t>D. 删除所有缺失值</w:t>
       </w:r>
     </w:p>
-    <w:p>
-      <w:pPr>
-        <w:rPr/>
-      </w:pPr>
-    </w:p>
-    <w:p>
-      <w:pPr>
-        <w:rPr/>
-      </w:pPr>
-    </w:p>
+    <w:p/>
+    <w:p/>
     <w:p>
       <w:pPr>
         <w:numPr>
@@ -244,7 +238,6 @@
           <w:numId w:val="1"/>
         </w:numPr>
         <w:ind w:left="425" w:leftChars="0" w:hanging="425" w:firstLineChars="0"/>
-        <w:rPr/>
       </w:pPr>
       <w:r>
         <w:rPr>
@@ -254,6 +247,13 @@
       </w:r>
       <w:r>
         <w:rPr>
+          <w:rFonts w:hint="eastAsia"/>
+          <w:lang w:val="en-US" w:eastAsia="zh-CN"/>
+        </w:rPr>
+        <w:t>C</w:t>
+      </w:r>
+      <w:r>
+        <w:rPr>
           <w:rFonts w:hint="default"/>
         </w:rPr>
         <w:br w:type="textWrapping"/>
@@ -301,16 +301,8 @@
         <w:t>D. keep=True保留所有重复项</w:t>
       </w:r>
     </w:p>
-    <w:p>
-      <w:pPr>
-        <w:rPr/>
-      </w:pPr>
-    </w:p>
-    <w:p>
-      <w:pPr>
-        <w:rPr/>
-      </w:pPr>
-    </w:p>
+    <w:p/>
+    <w:p/>
     <w:p>
       <w:pPr>
         <w:numPr>
@@ -318,7 +310,6 @@
           <w:numId w:val="1"/>
         </w:numPr>
         <w:ind w:left="425" w:leftChars="0" w:hanging="425" w:firstLineChars="0"/>
-        <w:rPr/>
       </w:pPr>
       <w:r>
         <w:rPr>
@@ -328,6 +319,13 @@
       </w:r>
       <w:r>
         <w:rPr>
+          <w:rFonts w:hint="eastAsia"/>
+          <w:lang w:val="en-US" w:eastAsia="zh-CN"/>
+        </w:rPr>
+        <w:t>B</w:t>
+      </w:r>
+      <w:r>
+        <w:rPr>
           <w:rFonts w:hint="default"/>
         </w:rPr>
         <w:br w:type="textWrapping"/>
@@ -375,16 +373,8 @@
         <w:t>D. limit</w:t>
       </w:r>
     </w:p>
-    <w:p>
-      <w:pPr>
-        <w:rPr/>
-      </w:pPr>
-    </w:p>
-    <w:p>
-      <w:pPr>
-        <w:rPr/>
-      </w:pPr>
-    </w:p>
+    <w:p/>
+    <w:p/>
     <w:p>
       <w:pPr>
         <w:numPr>
@@ -392,7 +382,6 @@
           <w:numId w:val="1"/>
         </w:numPr>
         <w:ind w:left="425" w:leftChars="0" w:hanging="425" w:firstLineChars="0"/>
-        <w:rPr/>
       </w:pPr>
       <w:r>
         <w:rPr>
@@ -402,6 +391,13 @@
       </w:r>
       <w:r>
         <w:rPr>
+          <w:rFonts w:hint="eastAsia"/>
+          <w:lang w:val="en-US" w:eastAsia="zh-CN"/>
+        </w:rPr>
+        <w:t>B</w:t>
+      </w:r>
+      <w:r>
+        <w:rPr>
           <w:rFonts w:hint="default"/>
         </w:rPr>
         <w:br w:type="textWrapping"/>
@@ -449,16 +445,8 @@
         <w:t>D. 筛选DataFrame中的数据</w:t>
       </w:r>
     </w:p>
-    <w:p>
-      <w:pPr>
-        <w:rPr/>
-      </w:pPr>
-    </w:p>
-    <w:p>
-      <w:pPr>
-        <w:rPr/>
-      </w:pPr>
-    </w:p>
+    <w:p/>
+    <w:p/>
     <w:p>
       <w:pPr>
         <w:numPr>
@@ -466,7 +454,6 @@
           <w:numId w:val="1"/>
         </w:numPr>
         <w:ind w:left="425" w:leftChars="0" w:hanging="425" w:firstLineChars="0"/>
-        <w:rPr/>
       </w:pPr>
       <w:r>
         <w:rPr>
@@ -476,6 +463,13 @@
       </w:r>
       <w:r>
         <w:rPr>
+          <w:rFonts w:hint="eastAsia"/>
+          <w:lang w:val="en-US" w:eastAsia="zh-CN"/>
+        </w:rPr>
+        <w:t>A</w:t>
+      </w:r>
+      <w:r>
+        <w:rPr>
           <w:rFonts w:hint="default"/>
         </w:rPr>
         <w:br w:type="textWrapping"/>
@@ -523,16 +517,8 @@
         <w:t>D. col1和col2都按降序排序</w:t>
       </w:r>
     </w:p>
-    <w:p>
-      <w:pPr>
-        <w:rPr/>
-      </w:pPr>
-    </w:p>
-    <w:p>
-      <w:pPr>
-        <w:rPr/>
-      </w:pPr>
-    </w:p>
+    <w:p/>
+    <w:p/>
     <w:p>
       <w:pPr>
         <w:numPr>
@@ -540,7 +526,6 @@
           <w:numId w:val="1"/>
         </w:numPr>
         <w:ind w:left="425" w:leftChars="0" w:hanging="425" w:firstLineChars="0"/>
-        <w:rPr/>
       </w:pPr>
       <w:r>
         <w:rPr>
@@ -550,6 +535,13 @@
       </w:r>
       <w:r>
         <w:rPr>
+          <w:rFonts w:hint="eastAsia"/>
+          <w:lang w:val="en-US" w:eastAsia="zh-CN"/>
+        </w:rPr>
+        <w:t>D</w:t>
+      </w:r>
+      <w:r>
+        <w:rPr>
           <w:rFonts w:hint="default"/>
         </w:rPr>
         <w:br w:type="textWrapping"/>
@@ -597,16 +589,8 @@
         <w:t>D. B和C都正确</w:t>
       </w:r>
     </w:p>
-    <w:p>
-      <w:pPr>
-        <w:rPr/>
-      </w:pPr>
-    </w:p>
-    <w:p>
-      <w:pPr>
-        <w:rPr/>
-      </w:pPr>
-    </w:p>
+    <w:p/>
+    <w:p/>
     <w:p>
       <w:pPr>
         <w:numPr>
@@ -614,7 +598,6 @@
           <w:numId w:val="1"/>
         </w:numPr>
         <w:ind w:left="425" w:leftChars="0" w:hanging="425" w:firstLineChars="0"/>
-        <w:rPr/>
       </w:pPr>
       <w:r>
         <w:rPr>
@@ -624,6 +607,13 @@
       </w:r>
       <w:r>
         <w:rPr>
+          <w:rFonts w:hint="eastAsia"/>
+          <w:lang w:val="en-US" w:eastAsia="zh-CN"/>
+        </w:rPr>
+        <w:t>C</w:t>
+      </w:r>
+      <w:r>
+        <w:rPr>
           <w:rFonts w:hint="default"/>
         </w:rPr>
         <w:br w:type="textWrapping"/>
@@ -671,16 +661,8 @@
         <w:t>D. 按列拼接，取所有列的并集</w:t>
       </w:r>
     </w:p>
-    <w:p>
-      <w:pPr>
-        <w:rPr/>
-      </w:pPr>
-    </w:p>
-    <w:p>
-      <w:pPr>
-        <w:rPr/>
-      </w:pPr>
-    </w:p>
+    <w:p/>
+    <w:p/>
     <w:p>
       <w:pPr>
         <w:numPr>
@@ -688,7 +670,6 @@
           <w:numId w:val="1"/>
         </w:numPr>
         <w:ind w:left="425" w:leftChars="0" w:hanging="425" w:firstLineChars="0"/>
-        <w:rPr/>
       </w:pPr>
       <w:r>
         <w:rPr>
@@ -698,6 +679,13 @@
       </w:r>
       <w:r>
         <w:rPr>
+          <w:rFonts w:hint="eastAsia"/>
+          <w:lang w:val="en-US" w:eastAsia="zh-CN"/>
+        </w:rPr>
+        <w:t>A</w:t>
+      </w:r>
+      <w:r>
+        <w:rPr>
           <w:rFonts w:hint="default"/>
         </w:rPr>
         <w:br w:type="textWrapping"/>
@@ -745,11 +733,7 @@
         <w:t>D. 无法指定轴</w:t>
       </w:r>
     </w:p>
-    <w:p>
-      <w:pPr>
-        <w:rPr/>
-      </w:pPr>
-    </w:p>
+    <w:p/>
     <w:p>
       <w:pPr>
         <w:rPr>
@@ -782,7 +766,33 @@
         <w:rPr>
           <w:rFonts w:hint="eastAsia"/>
         </w:rPr>
-        <w:t>isnull()方法返回的是一个__________类型的DataFrame，其中True表示对应位置是__________。</w:t>
+        <w:t>isnull()方法返回的是一个____</w:t>
+      </w:r>
+      <w:r>
+        <w:rPr>
+          <w:rFonts w:hint="eastAsia"/>
+          <w:lang w:val="en-US" w:eastAsia="zh-CN"/>
+        </w:rPr>
+        <w:t>布尔</w:t>
+      </w:r>
+      <w:r>
+        <w:rPr>
+          <w:rFonts w:hint="eastAsia"/>
+        </w:rPr>
+        <w:t>______类型的DataFrame，其中True表示对应位置是___</w:t>
+      </w:r>
+      <w:r>
+        <w:rPr>
+          <w:rFonts w:hint="eastAsia"/>
+          <w:lang w:val="en-US" w:eastAsia="zh-CN"/>
+        </w:rPr>
+        <w:t>缺失值</w:t>
+      </w:r>
+      <w:r>
+        <w:rPr>
+          <w:rFonts w:hint="eastAsia"/>
+        </w:rPr>
+        <w:t>_______。</w:t>
       </w:r>
     </w:p>
     <w:p>
@@ -807,7 +817,20 @@
         <w:rPr>
           <w:rFonts w:hint="eastAsia"/>
         </w:rPr>
-        <w:t>dropna()方法的thresh参数指定每行或每列至少需要有多少个__________值才能保留。</w:t>
+        <w:t>dropna()方法的thresh参数指定每行或每列至少需要有多少个_____</w:t>
+      </w:r>
+      <w:r>
+        <w:rPr>
+          <w:rFonts w:hint="eastAsia"/>
+          <w:lang w:val="en-US" w:eastAsia="zh-CN"/>
+        </w:rPr>
+        <w:t>有效</w:t>
+      </w:r>
+      <w:r>
+        <w:rPr>
+          <w:rFonts w:hint="eastAsia"/>
+        </w:rPr>
+        <w:t>_____值才能保留。</w:t>
       </w:r>
     </w:p>
     <w:p>
@@ -832,7 +855,20 @@
         <w:rPr>
           <w:rFonts w:hint="eastAsia"/>
         </w:rPr>
-        <w:t>使用fillna()方法时，method='bfill'表示使用__________有效观测值进行填充。</w:t>
+        <w:t>使用fillna()方法时，method='bfill'表示使用____</w:t>
+      </w:r>
+      <w:r>
+        <w:rPr>
+          <w:rFonts w:hint="eastAsia"/>
+          <w:lang w:val="en-US" w:eastAsia="zh-CN"/>
+        </w:rPr>
+        <w:t>下一个</w:t>
+      </w:r>
+      <w:r>
+        <w:rPr>
+          <w:rFonts w:hint="eastAsia"/>
+        </w:rPr>
+        <w:t>______有效观测值进行填充。</w:t>
       </w:r>
     </w:p>
     <w:p>
@@ -857,7 +893,20 @@
         <w:rPr>
           <w:rFonts w:hint="eastAsia"/>
         </w:rPr>
-        <w:t>drop_duplicates()方法的subset参数用于指定要检查重复的__________。</w:t>
+        <w:t>drop_duplicates()方法的subset参数用于指定要检查重复的__</w:t>
+      </w:r>
+      <w:r>
+        <w:rPr>
+          <w:rFonts w:hint="eastAsia"/>
+          <w:lang w:val="en-US" w:eastAsia="zh-CN"/>
+        </w:rPr>
+        <w:t>元素</w:t>
+      </w:r>
+      <w:r>
+        <w:rPr>
+          <w:rFonts w:hint="eastAsia"/>
+        </w:rPr>
+        <w:t>_______。</w:t>
       </w:r>
     </w:p>
     <w:p>
@@ -882,7 +931,20 @@
         <w:rPr>
           <w:rFonts w:hint="eastAsia"/>
         </w:rPr>
-        <w:t>replace()方法中，如果to_replace和value都使用__________，可以对不同值指定不同的替换值。</w:t>
+        <w:t>replace()方法中，如果to_replace和value都使用____</w:t>
+      </w:r>
+      <w:r>
+        <w:rPr>
+          <w:rFonts w:hint="eastAsia"/>
+          <w:lang w:val="en-US" w:eastAsia="zh-CN"/>
+        </w:rPr>
+        <w:t>字典</w:t>
+      </w:r>
+      <w:r>
+        <w:rPr>
+          <w:rFonts w:hint="eastAsia"/>
+        </w:rPr>
+        <w:t>______，可以对不同值指定不同的替换值。</w:t>
       </w:r>
     </w:p>
     <w:p>
@@ -907,7 +969,20 @@
         <w:rPr>
           <w:rFonts w:hint="eastAsia"/>
         </w:rPr>
-        <w:t>使用astype()方法转换数据类型时，如果转换失败且errors='raise'，会__________。</w:t>
+        <w:t>使用astype()方法转换数据类型时，如果转换失败且errors='raise'，会___</w:t>
+      </w:r>
+      <w:r>
+        <w:rPr>
+          <w:rFonts w:hint="eastAsia"/>
+          <w:lang w:val="en-US" w:eastAsia="zh-CN"/>
+        </w:rPr>
+        <w:t>抛出异常</w:t>
+      </w:r>
+      <w:r>
+        <w:rPr>
+          <w:rFonts w:hint="eastAsia"/>
+        </w:rPr>
+        <w:t>_______。</w:t>
       </w:r>
     </w:p>
     <w:p>
@@ -932,7 +1007,33 @@
         <w:rPr>
           <w:rFonts w:hint="eastAsia"/>
         </w:rPr>
-        <w:t>sort_values()方法的na_position参数可以设置为__________或__________，用于指定缺失值的放置位置。</w:t>
+        <w:t>sort_values()方法的na_position参数可以设置为___</w:t>
+      </w:r>
+      <w:r>
+        <w:rPr>
+          <w:rFonts w:hint="eastAsia"/>
+          <w:lang w:val="en-US" w:eastAsia="zh-CN"/>
+        </w:rPr>
+        <w:t>frist</w:t>
+      </w:r>
+      <w:r>
+        <w:rPr>
+          <w:rFonts w:hint="eastAsia"/>
+        </w:rPr>
+        <w:t>_______或____</w:t>
+      </w:r>
+      <w:r>
+        <w:rPr>
+          <w:rFonts w:hint="eastAsia"/>
+          <w:lang w:val="en-US" w:eastAsia="zh-CN"/>
+        </w:rPr>
+        <w:t>last</w:t>
+      </w:r>
+      <w:r>
+        <w:rPr>
+          <w:rFonts w:hint="eastAsia"/>
+        </w:rPr>
+        <w:t>______，用于指定缺失值的放置位置。</w:t>
       </w:r>
     </w:p>
     <w:p>
@@ -957,7 +1058,20 @@
         <w:rPr>
           <w:rFonts w:hint="eastAsia"/>
         </w:rPr>
-        <w:t>布尔索引筛选数据时，条件表达式返回的是一个__________序列，用于选择满足条件的行。</w:t>
+        <w:t>布尔索引筛选数据时，条件表达式返回的是一个___</w:t>
+      </w:r>
+      <w:r>
+        <w:rPr>
+          <w:rFonts w:hint="eastAsia"/>
+          <w:lang w:val="en-US" w:eastAsia="zh-CN"/>
+        </w:rPr>
+        <w:t>布尔</w:t>
+      </w:r>
+      <w:r>
+        <w:rPr>
+          <w:rFonts w:hint="eastAsia"/>
+        </w:rPr>
+        <w:t>_______序列，用于选择满足条件的行。</w:t>
       </w:r>
     </w:p>
     <w:p>
@@ -982,7 +1096,33 @@
         <w:rPr>
           <w:rFonts w:hint="eastAsia"/>
         </w:rPr>
-        <w:t>pd.concat()函数的join参数可以设置为__________（取并集）或__________（取交集）。</w:t>
+        <w:t>pd.concat()函数的join参数可以设置为_____</w:t>
+      </w:r>
+      <w:r>
+        <w:rPr>
+          <w:rFonts w:hint="eastAsia"/>
+          <w:lang w:val="en-US" w:eastAsia="zh-CN"/>
+        </w:rPr>
+        <w:t>inner</w:t>
+      </w:r>
+      <w:r>
+        <w:rPr>
+          <w:rFonts w:hint="eastAsia"/>
+        </w:rPr>
+        <w:t>_____（取并集）或____</w:t>
+      </w:r>
+      <w:r>
+        <w:rPr>
+          <w:rFonts w:hint="eastAsia"/>
+          <w:lang w:val="en-US" w:eastAsia="zh-CN"/>
+        </w:rPr>
+        <w:t>outer</w:t>
+      </w:r>
+      <w:r>
+        <w:rPr>
+          <w:rFonts w:hint="eastAsia"/>
+        </w:rPr>
+        <w:t>______（取交集）。</w:t>
       </w:r>
     </w:p>
     <w:p>
@@ -1007,7 +1147,20 @@
         <w:rPr>
           <w:rFonts w:hint="eastAsia"/>
         </w:rPr>
-        <w:t>sort_index()方法如果应用于多级索引的DataFrame，可以使用__________参数指定要排序的级别。</w:t>
+        <w:t>sort_index()方法如果应用于多级索引的DataFrame，可以使用___</w:t>
+      </w:r>
+      <w:r>
+        <w:rPr>
+          <w:rFonts w:hint="eastAsia"/>
+          <w:lang w:val="en-US" w:eastAsia="zh-CN"/>
+        </w:rPr>
+        <w:t>level</w:t>
+      </w:r>
+      <w:r>
+        <w:rPr>
+          <w:rFonts w:hint="eastAsia"/>
+        </w:rPr>
+        <w:t>______参数指定要排序的级别。</w:t>
       </w:r>
     </w:p>
     <w:p>
@@ -1054,10 +1207,60 @@
     </w:p>
     <w:p>
       <w:pPr>
-        <w:rPr>
-          <w:rFonts w:hint="eastAsia"/>
-        </w:rPr>
-      </w:pPr>
+        <w:numPr>
+          <w:numId w:val="0"/>
+        </w:numPr>
+        <w:ind w:leftChars="0" w:firstLine="420"/>
+        <w:rPr>
+          <w:rFonts w:hint="eastAsia"/>
+          <w:lang w:val="en-US" w:eastAsia="zh-CN"/>
+        </w:rPr>
+      </w:pPr>
+      <w:r>
+        <w:rPr>
+          <w:rFonts w:hint="eastAsia"/>
+          <w:lang w:val="en-US" w:eastAsia="zh-CN"/>
+        </w:rPr>
+        <w:t>isnull是检测缺失值</w:t>
+      </w:r>
+    </w:p>
+    <w:p>
+      <w:pPr>
+        <w:numPr>
+          <w:numId w:val="0"/>
+        </w:numPr>
+        <w:ind w:leftChars="0" w:firstLine="420"/>
+        <w:rPr>
+          <w:rFonts w:hint="eastAsia"/>
+          <w:lang w:val="en-US" w:eastAsia="zh-CN"/>
+        </w:rPr>
+      </w:pPr>
+      <w:r>
+        <w:rPr>
+          <w:rFonts w:hint="eastAsia"/>
+          <w:lang w:val="en-US" w:eastAsia="zh-CN"/>
+        </w:rPr>
+        <w:t>dropna是删除缺失值</w:t>
+      </w:r>
+    </w:p>
+    <w:p>
+      <w:pPr>
+        <w:numPr>
+          <w:numId w:val="0"/>
+        </w:numPr>
+        <w:ind w:leftChars="0" w:firstLine="420"/>
+        <w:rPr>
+          <w:rFonts w:hint="default"/>
+          <w:lang w:val="en-US" w:eastAsia="zh-CN"/>
+        </w:rPr>
+      </w:pPr>
+      <w:r>
+        <w:rPr>
+          <w:rFonts w:hint="eastAsia"/>
+          <w:lang w:val="en-US" w:eastAsia="zh-CN"/>
+        </w:rPr>
+        <w:t>fillna是填充缺失值</w:t>
+      </w:r>
     </w:p>
     <w:p>
       <w:pPr>
@@ -1216,96 +1419,483 @@
     </w:p>
     <w:p>
       <w:pPr>
-        <w:rPr>
-          <w:rFonts w:hint="eastAsia"/>
-        </w:rPr>
-      </w:pPr>
-      <w:r>
-        <w:rPr>
-          <w:rFonts w:hint="eastAsia"/>
-        </w:rPr>
-        <w:t>a. 创建包含上述数据的DataFrame。</w:t>
-      </w:r>
-    </w:p>
-    <w:p>
-      <w:pPr>
-        <w:rPr>
-          <w:rFonts w:hint="eastAsia"/>
-        </w:rPr>
-      </w:pPr>
-      <w:r>
-        <w:rPr>
-          <w:rFonts w:hint="eastAsia"/>
-        </w:rPr>
-        <w:t>b. 使用适当的方法检测数据中的缺失值，并统计每列缺失值的数量。</w:t>
-      </w:r>
-    </w:p>
-    <w:p>
-      <w:pPr>
-        <w:rPr>
-          <w:rFonts w:hint="eastAsia"/>
-        </w:rPr>
-      </w:pPr>
-      <w:r>
-        <w:rPr>
-          <w:rFonts w:hint="eastAsia"/>
-        </w:rPr>
-        <w:t>c. 对缺失的销售额数据进行处理：使用每种产品的平均销售额填充缺失值</w:t>
-      </w:r>
-    </w:p>
-    <w:p>
-      <w:pPr>
-        <w:rPr>
-          <w:rFonts w:hint="eastAsia"/>
-        </w:rPr>
-      </w:pPr>
-      <w:r>
-        <w:rPr>
-          <w:rFonts w:hint="eastAsia"/>
-        </w:rPr>
-        <w:t>d. 删除所有包含缺失值的行，观察删除后的结果。</w:t>
-      </w:r>
-    </w:p>
-    <w:p>
-      <w:pPr>
-        <w:rPr>
-          <w:rFonts w:hint="eastAsia"/>
-        </w:rPr>
-      </w:pPr>
-      <w:r>
-        <w:rPr>
-          <w:rFonts w:hint="eastAsia"/>
-        </w:rPr>
-        <w:t>e. 将数据按照日期升序、销售额降序进行排序。</w:t>
-      </w:r>
-    </w:p>
-    <w:p>
-      <w:pPr>
-        <w:rPr>
-          <w:rFonts w:hint="eastAsia"/>
-        </w:rPr>
-      </w:pPr>
-      <w:r>
-        <w:rPr>
-          <w:rFonts w:hint="eastAsia"/>
-        </w:rPr>
-        <w:t>f. 筛选出销售额大于1000且地区为"华北"的所有记录。</w:t>
-      </w:r>
-    </w:p>
-    <w:p>
-      <w:r>
-        <w:rPr>
-          <w:rFonts w:hint="eastAsia"/>
-        </w:rPr>
-        <w:t>g. 假设有另一份2023-01-05的数据，请演示如何使用conc</w:t>
+        <w:numPr>
+          <w:ilvl w:val="0"/>
+          <w:numId w:val="2"/>
+        </w:numPr>
+        <w:rPr>
+          <w:rFonts w:hint="eastAsia"/>
+        </w:rPr>
+      </w:pPr>
+      <w:r>
+        <w:rPr>
+          <w:rFonts w:hint="eastAsia"/>
+        </w:rPr>
+        <w:t>创建包含上述数据的DataFrame。</w:t>
+      </w:r>
+    </w:p>
+    <w:p>
+      <w:pPr>
+        <w:numPr>
+          <w:numId w:val="0"/>
+        </w:numPr>
+        <w:rPr>
+          <w:rFonts w:hint="eastAsia"/>
+          <w:b/>
+          <w:bCs/>
+        </w:rPr>
+      </w:pPr>
+      <w:r>
+        <w:rPr>
+          <w:rFonts w:hint="eastAsia"/>
+          <w:b/>
+          <w:bCs/>
+        </w:rPr>
+        <w:t>import pandas as pd</w:t>
+      </w:r>
+    </w:p>
+    <w:p>
+      <w:pPr>
+        <w:numPr>
+          <w:numId w:val="0"/>
+        </w:numPr>
+        <w:rPr>
+          <w:rFonts w:hint="eastAsia"/>
+          <w:b/>
+          <w:bCs/>
+        </w:rPr>
+      </w:pPr>
+      <w:r>
+        <w:rPr>
+          <w:rFonts w:hint="eastAsia"/>
+          <w:b/>
+          <w:bCs/>
+        </w:rPr>
+        <w:t>import numpy as np</w:t>
+      </w:r>
+    </w:p>
+    <w:p>
+      <w:pPr>
+        <w:numPr>
+          <w:numId w:val="0"/>
+        </w:numPr>
+        <w:rPr>
+          <w:rFonts w:hint="eastAsia"/>
+          <w:b/>
+          <w:bCs/>
+        </w:rPr>
+      </w:pPr>
+      <w:r>
+        <w:rPr>
+          <w:rFonts w:hint="eastAsia"/>
+          <w:b/>
+          <w:bCs/>
+        </w:rPr>
+        <w:t>data = {</w:t>
+      </w:r>
+    </w:p>
+    <w:p>
+      <w:pPr>
+        <w:numPr>
+          <w:numId w:val="0"/>
+        </w:numPr>
+        <w:rPr>
+          <w:rFonts w:hint="eastAsia"/>
+          <w:b/>
+          <w:bCs/>
+        </w:rPr>
+      </w:pPr>
+      <w:r>
+        <w:rPr>
+          <w:rFonts w:hint="eastAsia"/>
+          <w:b/>
+          <w:bCs/>
+        </w:rPr>
+        <w:t xml:space="preserve">    '日期':['2023-01-01','2023-01-01','2023-01-02','2023-01-02','2023-01-03','2023-01-03','2023-01-04','2023-01-04'],</w:t>
+      </w:r>
+    </w:p>
+    <w:p>
+      <w:pPr>
+        <w:numPr>
+          <w:numId w:val="0"/>
+        </w:numPr>
+        <w:rPr>
+          <w:rFonts w:hint="eastAsia"/>
+          <w:b/>
+          <w:bCs/>
+        </w:rPr>
+      </w:pPr>
+      <w:r>
+        <w:rPr>
+          <w:rFonts w:hint="eastAsia"/>
+          <w:b/>
+          <w:bCs/>
+        </w:rPr>
+        <w:t xml:space="preserve">    '产品':['A','B','A','B','A','B','A','B'],</w:t>
+      </w:r>
+    </w:p>
+    <w:p>
+      <w:pPr>
+        <w:numPr>
+          <w:numId w:val="0"/>
+        </w:numPr>
+        <w:rPr>
+          <w:rFonts w:hint="eastAsia"/>
+          <w:b/>
+          <w:bCs/>
+        </w:rPr>
+      </w:pPr>
+      <w:r>
+        <w:rPr>
+          <w:rFonts w:hint="eastAsia"/>
+          <w:b/>
+          <w:bCs/>
+        </w:rPr>
+        <w:t xml:space="preserve">    '销售额':[1200,800,1500,np.nan,1100,950,np.nan,1300],</w:t>
+      </w:r>
+    </w:p>
+    <w:p>
+      <w:pPr>
+        <w:numPr>
+          <w:numId w:val="0"/>
+        </w:numPr>
+        <w:rPr>
+          <w:rFonts w:hint="eastAsia"/>
+          <w:b/>
+          <w:bCs/>
+        </w:rPr>
+      </w:pPr>
+      <w:r>
+        <w:rPr>
+          <w:rFonts w:hint="eastAsia"/>
+          <w:b/>
+          <w:bCs/>
+        </w:rPr>
+        <w:t xml:space="preserve">    '地区':['华北','华东','华北','华东','华北','华东','华北','华东']</w:t>
+      </w:r>
+    </w:p>
+    <w:p>
+      <w:pPr>
+        <w:numPr>
+          <w:numId w:val="0"/>
+        </w:numPr>
+        <w:rPr>
+          <w:rFonts w:hint="eastAsia"/>
+          <w:b/>
+          <w:bCs/>
+        </w:rPr>
+      </w:pPr>
+      <w:r>
+        <w:rPr>
+          <w:rFonts w:hint="eastAsia"/>
+          <w:b/>
+          <w:bCs/>
+        </w:rPr>
+        <w:t>}</w:t>
+      </w:r>
+    </w:p>
+    <w:p>
+      <w:pPr>
+        <w:numPr>
+          <w:numId w:val="0"/>
+        </w:numPr>
+        <w:rPr>
+          <w:rFonts w:hint="eastAsia"/>
+          <w:b/>
+          <w:bCs/>
+        </w:rPr>
+      </w:pPr>
+      <w:r>
+        <w:rPr>
+          <w:rFonts w:hint="eastAsia"/>
+          <w:b/>
+          <w:bCs/>
+        </w:rPr>
+        <w:t>df = pd.DataFrame(data)</w:t>
+      </w:r>
+    </w:p>
+    <w:p>
+      <w:pPr>
+        <w:numPr>
+          <w:ilvl w:val="0"/>
+          <w:numId w:val="2"/>
+        </w:numPr>
+        <w:ind w:left="0" w:leftChars="0" w:firstLine="0" w:firstLineChars="0"/>
+        <w:rPr>
+          <w:rFonts w:hint="eastAsia"/>
+        </w:rPr>
+      </w:pPr>
+      <w:r>
+        <w:rPr>
+          <w:rFonts w:hint="eastAsia"/>
+        </w:rPr>
+        <w:t>使用适当的方法检测数据中的缺失值，并统计每列缺失值的数量。</w:t>
+      </w:r>
+    </w:p>
+    <w:p>
+      <w:pPr>
+        <w:numPr>
+          <w:numId w:val="0"/>
+        </w:numPr>
+        <w:ind w:leftChars="0"/>
+        <w:rPr>
+          <w:rFonts w:hint="eastAsia"/>
+          <w:b/>
+          <w:bCs/>
+        </w:rPr>
+      </w:pPr>
+      <w:r>
+        <w:rPr>
+          <w:rFonts w:hint="eastAsia"/>
+          <w:b/>
+          <w:bCs/>
+        </w:rPr>
+        <w:t>print(df.isnull().sum())</w:t>
+      </w:r>
+    </w:p>
+    <w:p>
+      <w:pPr>
+        <w:numPr>
+          <w:ilvl w:val="0"/>
+          <w:numId w:val="2"/>
+        </w:numPr>
+        <w:ind w:left="0" w:leftChars="0" w:firstLine="0" w:firstLineChars="0"/>
+        <w:rPr>
+          <w:rFonts w:hint="eastAsia"/>
+        </w:rPr>
+      </w:pPr>
+      <w:r>
+        <w:rPr>
+          <w:rFonts w:hint="eastAsia"/>
+        </w:rPr>
+        <w:t>对缺失的销售额数据进行处理：使用每种产品的平均销售额填充缺失值</w:t>
+      </w:r>
+    </w:p>
+    <w:p>
+      <w:pPr>
+        <w:numPr>
+          <w:numId w:val="0"/>
+        </w:numPr>
+        <w:ind w:leftChars="0"/>
+        <w:rPr>
+          <w:rFonts w:hint="eastAsia"/>
+          <w:b/>
+          <w:bCs/>
+        </w:rPr>
+      </w:pPr>
+      <w:r>
+        <w:rPr>
+          <w:rFonts w:hint="eastAsia"/>
+          <w:b/>
+          <w:bCs/>
+        </w:rPr>
+        <w:t>print((df.fillna(df.sort_values(by='产品').tail(4).mean(numeric_only=True),limit=1)).fillna(df.sort_values(by='产品').head(4).mean(numeric_only=True)))</w:t>
+      </w:r>
+    </w:p>
+    <w:p>
+      <w:pPr>
+        <w:numPr>
+          <w:ilvl w:val="0"/>
+          <w:numId w:val="2"/>
+        </w:numPr>
+        <w:ind w:left="0" w:leftChars="0" w:firstLine="0" w:firstLineChars="0"/>
+        <w:rPr>
+          <w:rFonts w:hint="eastAsia"/>
+        </w:rPr>
+      </w:pPr>
+      <w:r>
+        <w:rPr>
+          <w:rFonts w:hint="eastAsia"/>
+        </w:rPr>
+        <w:t>删除所有包含缺失值的行，观察删除后的结果。</w:t>
+      </w:r>
+    </w:p>
+    <w:p>
+      <w:pPr>
+        <w:numPr>
+          <w:numId w:val="0"/>
+        </w:numPr>
+        <w:ind w:leftChars="0"/>
+        <w:rPr>
+          <w:rFonts w:hint="eastAsia"/>
+          <w:b/>
+          <w:bCs/>
+        </w:rPr>
+      </w:pPr>
+      <w:r>
+        <w:rPr>
+          <w:rFonts w:hint="eastAsia"/>
+          <w:b/>
+          <w:bCs/>
+        </w:rPr>
+        <w:t>print(df.dropna())</w:t>
+      </w:r>
+    </w:p>
+    <w:p>
+      <w:pPr>
+        <w:numPr>
+          <w:ilvl w:val="0"/>
+          <w:numId w:val="2"/>
+        </w:numPr>
+        <w:ind w:left="0" w:leftChars="0" w:firstLine="0" w:firstLineChars="0"/>
+        <w:rPr>
+          <w:rFonts w:hint="eastAsia"/>
+        </w:rPr>
+      </w:pPr>
+      <w:r>
+        <w:rPr>
+          <w:rFonts w:hint="eastAsia"/>
+        </w:rPr>
+        <w:t>将数据按照日期升序、销售额降序进行排序。</w:t>
+      </w:r>
+    </w:p>
+    <w:p>
+      <w:pPr>
+        <w:numPr>
+          <w:numId w:val="0"/>
+        </w:numPr>
+        <w:ind w:leftChars="0"/>
+        <w:rPr>
+          <w:rFonts w:hint="eastAsia"/>
+          <w:b/>
+          <w:bCs/>
+        </w:rPr>
+      </w:pPr>
+      <w:r>
+        <w:rPr>
+          <w:rFonts w:hint="eastAsia"/>
+          <w:b/>
+          <w:bCs/>
+        </w:rPr>
+        <w:t>print(df.sort_values(by=['日期','销售额'],ascending=[True,False]))</w:t>
+      </w:r>
+    </w:p>
+    <w:p>
+      <w:pPr>
+        <w:numPr>
+          <w:ilvl w:val="0"/>
+          <w:numId w:val="2"/>
+        </w:numPr>
+        <w:ind w:left="0" w:leftChars="0" w:firstLine="0" w:firstLineChars="0"/>
+        <w:rPr>
+          <w:rFonts w:hint="eastAsia"/>
+        </w:rPr>
+      </w:pPr>
+      <w:r>
+        <w:rPr>
+          <w:rFonts w:hint="eastAsia"/>
+        </w:rPr>
+        <w:t>筛选出销售额大于1000且地区为"华北"的所有记录。</w:t>
+      </w:r>
+    </w:p>
+    <w:p>
+      <w:pPr>
+        <w:numPr>
+          <w:numId w:val="0"/>
+        </w:numPr>
+        <w:ind w:leftChars="0"/>
+        <w:rPr>
+          <w:rFonts w:hint="eastAsia"/>
+          <w:b/>
+          <w:bCs/>
+        </w:rPr>
+      </w:pPr>
+      <w:r>
+        <w:rPr>
+          <w:rFonts w:hint="eastAsia"/>
+          <w:b/>
+          <w:bCs/>
+        </w:rPr>
+        <w:t>print(df[(df['销售额'] &gt; 1000) &amp; (df['地区'] == '华北')])</w:t>
+      </w:r>
+    </w:p>
+    <w:p>
+      <w:pPr>
+        <w:numPr>
+          <w:ilvl w:val="0"/>
+          <w:numId w:val="2"/>
+        </w:numPr>
+        <w:ind w:left="0" w:leftChars="0" w:firstLine="0" w:firstLineChars="0"/>
+        <w:rPr>
+          <w:rFonts w:hint="eastAsia"/>
+        </w:rPr>
+      </w:pPr>
+      <w:r>
+        <w:rPr>
+          <w:rFonts w:hint="eastAsia"/>
+        </w:rPr>
+        <w:t>假设有另一份2023-01-05的数据，请演示如何使用concat()方法将其拼接到原DataFrame中。</w:t>
+      </w:r>
+    </w:p>
+    <w:p>
+      <w:pPr>
+        <w:numPr>
+          <w:numId w:val="0"/>
+        </w:numPr>
+        <w:ind w:leftChars="0"/>
+        <w:rPr>
+          <w:rFonts w:hint="eastAsia"/>
+          <w:b/>
+          <w:bCs/>
+          <w:lang w:val="en-US" w:eastAsia="zh-CN"/>
+        </w:rPr>
+      </w:pPr>
+      <w:r>
+        <w:rPr>
+          <w:rFonts w:hint="eastAsia"/>
+          <w:b/>
+          <w:bCs/>
+          <w:lang w:val="en-US" w:eastAsia="zh-CN"/>
+        </w:rPr>
+        <w:t>将新数据用变量df_new来表示</w:t>
+      </w:r>
+    </w:p>
+    <w:p>
+      <w:pPr>
+        <w:numPr>
+          <w:numId w:val="0"/>
+        </w:numPr>
+        <w:ind w:leftChars="0"/>
+        <w:rPr>
+          <w:rFonts w:hint="default"/>
+          <w:b/>
+          <w:bCs/>
+          <w:lang w:val="en-US" w:eastAsia="zh-CN"/>
+        </w:rPr>
+      </w:pPr>
+      <w:r>
+        <w:rPr>
+          <w:rFonts w:hint="default"/>
+          <w:b/>
+          <w:bCs/>
+          <w:lang w:val="en-US" w:eastAsia="zh-CN"/>
+        </w:rPr>
+        <w:t>df_concat1 = pd.concat([df, df_new], ignore_index=True)</w:t>
       </w:r>
       <w:bookmarkStart w:id="0" w:name="_GoBack"/>
       <w:bookmarkEnd w:id="0"/>
-      <w:r>
-        <w:rPr>
-          <w:rFonts w:hint="eastAsia"/>
-        </w:rPr>
-        <w:t>at()方法将其拼接到原DataFrame中。</w:t>
+    </w:p>
+    <w:p>
+      <w:pPr>
+        <w:numPr>
+          <w:numId w:val="0"/>
+        </w:numPr>
+        <w:ind w:leftChars="0"/>
+        <w:rPr>
+          <w:rFonts w:hint="default"/>
+          <w:b/>
+          <w:bCs/>
+          <w:lang w:val="en-US" w:eastAsia="zh-CN"/>
+        </w:rPr>
+      </w:pPr>
+      <w:r>
+        <w:rPr>
+          <w:rFonts w:hint="default"/>
+          <w:b/>
+          <w:bCs/>
+          <w:lang w:val="en-US" w:eastAsia="zh-CN"/>
+        </w:rPr>
+        <w:t>print(df_concat1)</w:t>
       </w:r>
     </w:p>
     <w:sectPr>
@@ -1321,6 +1911,18 @@
 <file path=word/numbering.xml><?xml version="1.0" encoding="utf-8"?>
 <w:numbering xmlns:wpc="http://schemas.microsoft.com/office/word/2010/wordprocessingCanvas" xmlns:mc="http://schemas.openxmlformats.org/markup-compatibility/2006" xmlns:o="urn:schemas-microsoft-com:office:office" xmlns:r="http://schemas.openxmlformats.org/officeDocument/2006/relationships" xmlns:m="http://schemas.openxmlformats.org/officeDocument/2006/math" xmlns:v="urn:schemas-microsoft-com:vml" xmlns:wp14="http://schemas.microsoft.com/office/word/2010/wordprocessingDrawing" xmlns:wp="http://schemas.openxmlformats.org/drawingml/2006/wordprocessingDrawing" xmlns:w10="urn:schemas-microsoft-com:office:word" xmlns:w="http://schemas.openxmlformats.org/wordprocessingml/2006/main" xmlns:w14="http://schemas.microsoft.com/office/word/2010/wordml" xmlns:wpg="http://schemas.microsoft.com/office/word/2010/wordprocessingGroup" xmlns:wpi="http://schemas.microsoft.com/office/word/2010/wordprocessingInk" xmlns:wne="http://schemas.microsoft.com/office/word/2006/wordml" xmlns:wps="http://schemas.microsoft.com/office/word/2010/wordprocessingShape" xmlns:wpsCustomData="http://www.wps.cn/officeDocument/2013/wpsCustomData" mc:Ignorable="w14 wp14">
   <w:abstractNum w:abstractNumId="0">
+    <w:nsid w:val="9EA0B5C1"/>
+    <w:multiLevelType w:val="singleLevel"/>
+    <w:tmpl w:val="9EA0B5C1"/>
+    <w:lvl w:ilvl="0" w:tentative="0">
+      <w:start w:val="1"/>
+      <w:numFmt w:val="lowerLetter"/>
+      <w:suff w:val="space"/>
+      <w:lvlText w:val="%1."/>
+      <w:lvlJc w:val="left"/>
+    </w:lvl>
+  </w:abstractNum>
+  <w:abstractNum w:abstractNumId="1">
     <w:nsid w:val="B506C6CE"/>
     <w:multiLevelType w:val="singleLevel"/>
     <w:tmpl w:val="B506C6CE"/>
@@ -1338,6 +1940,9 @@
     </w:lvl>
   </w:abstractNum>
   <w:num w:numId="1">
+    <w:abstractNumId w:val="1"/>
+  </w:num>
+  <w:num w:numId="2">
     <w:abstractNumId w:val="0"/>
   </w:num>
 </w:numbering>
@@ -1457,7 +2062,7 @@
     <w:lsdException w:unhideWhenUsed="0" w:uiPriority="0" w:semiHidden="0" w:name="HTML Sample"/>
     <w:lsdException w:unhideWhenUsed="0" w:uiPriority="0" w:semiHidden="0" w:name="HTML Typewriter"/>
     <w:lsdException w:unhideWhenUsed="0" w:uiPriority="0" w:semiHidden="0" w:name="HTML Variable"/>
-    <w:lsdException w:unhideWhenUsed="0" w:uiPriority="0" w:name="Normal Table"/>
+    <w:lsdException w:qFormat="1" w:unhideWhenUsed="0" w:uiPriority="0" w:name="Normal Table"/>
     <w:lsdException w:unhideWhenUsed="0" w:uiPriority="0" w:semiHidden="0" w:name="annotation subject"/>
     <w:lsdException w:unhideWhenUsed="0" w:uiPriority="0" w:semiHidden="0" w:name="Table Simple 1"/>
     <w:lsdException w:unhideWhenUsed="0" w:uiPriority="0" w:semiHidden="0" w:name="Table Simple 2"/>
@@ -1650,6 +2255,7 @@
   <w:style w:type="table" w:default="1" w:styleId="5">
     <w:name w:val="Normal Table"/>
     <w:semiHidden/>
+    <w:qFormat/>
     <w:uiPriority w:val="0"/>
     <w:tblPr>
       <w:tblCellMar>
